--- a/Documentation/Checklist_Release_VECTO_3.3.4.1716.docx
+++ b/Documentation/Checklist_Release_VECTO_3.3.4.1716.docx
@@ -6198,7 +6198,7 @@
             </w:rPr>
             <w:id w:val="-1127541570"/>
             <w14:checkbox>
-              <w14:checked w14:val="0"/>
+              <w14:checked w14:val="1"/>
               <w14:checkedState w14:val="2612" w14:font="MS Gothic"/>
               <w14:uncheckedState w14:val="2610" w14:font="MS Gothic"/>
             </w14:checkbox>
@@ -6220,7 +6220,7 @@
                   <w:rPr>
                     <w:rFonts w:ascii="MS Gothic" w:eastAsia="MS Gothic" w:hAnsi="MS Gothic" w:cs="Arial" w:hint="eastAsia"/>
                   </w:rPr>
-                  <w:t>☐</w:t>
+                  <w:t>☒</w:t>
                 </w:r>
               </w:p>
             </w:tc>
@@ -6310,7 +6310,7 @@
             </w:rPr>
             <w:id w:val="274994606"/>
             <w14:checkbox>
-              <w14:checked w14:val="0"/>
+              <w14:checked w14:val="1"/>
               <w14:checkedState w14:val="2612" w14:font="MS Gothic"/>
               <w14:uncheckedState w14:val="2610" w14:font="MS Gothic"/>
             </w14:checkbox>
@@ -6332,7 +6332,7 @@
                   <w:rPr>
                     <w:rFonts w:ascii="MS Gothic" w:eastAsia="MS Gothic" w:hAnsi="MS Gothic" w:cs="Arial" w:hint="eastAsia"/>
                   </w:rPr>
-                  <w:t>☐</w:t>
+                  <w:t>☒</w:t>
                 </w:r>
               </w:p>
             </w:tc>
@@ -6420,7 +6420,7 @@
             </w:rPr>
             <w:id w:val="-14611377"/>
             <w14:checkbox>
-              <w14:checked w14:val="0"/>
+              <w14:checked w14:val="1"/>
               <w14:checkedState w14:val="2612" w14:font="MS Gothic"/>
               <w14:uncheckedState w14:val="2610" w14:font="MS Gothic"/>
             </w14:checkbox>
@@ -6442,7 +6442,7 @@
                   <w:rPr>
                     <w:rFonts w:ascii="MS Gothic" w:eastAsia="MS Gothic" w:hAnsi="MS Gothic" w:cs="Arial" w:hint="eastAsia"/>
                   </w:rPr>
-                  <w:t>☐</w:t>
+                  <w:t>☒</w:t>
                 </w:r>
               </w:p>
             </w:tc>
@@ -6486,7 +6486,7 @@
             </w:rPr>
             <w:id w:val="-1669781726"/>
             <w14:checkbox>
-              <w14:checked w14:val="0"/>
+              <w14:checked w14:val="1"/>
               <w14:checkedState w14:val="2612" w14:font="MS Gothic"/>
               <w14:uncheckedState w14:val="2610" w14:font="MS Gothic"/>
             </w14:checkbox>
@@ -6508,7 +6508,7 @@
                   <w:rPr>
                     <w:rFonts w:ascii="MS Gothic" w:eastAsia="MS Gothic" w:hAnsi="MS Gothic" w:cs="Arial" w:hint="eastAsia"/>
                   </w:rPr>
-                  <w:t>☐</w:t>
+                  <w:t>☒</w:t>
                 </w:r>
               </w:p>
             </w:tc>
@@ -6552,7 +6552,7 @@
             </w:rPr>
             <w:id w:val="1409424936"/>
             <w14:checkbox>
-              <w14:checked w14:val="0"/>
+              <w14:checked w14:val="1"/>
               <w14:checkedState w14:val="2612" w14:font="MS Gothic"/>
               <w14:uncheckedState w14:val="2610" w14:font="MS Gothic"/>
             </w14:checkbox>
@@ -6574,7 +6574,7 @@
                   <w:rPr>
                     <w:rFonts w:ascii="MS Gothic" w:eastAsia="MS Gothic" w:hAnsi="MS Gothic" w:cs="Arial" w:hint="eastAsia"/>
                   </w:rPr>
-                  <w:t>☐</w:t>
+                  <w:t>☒</w:t>
                 </w:r>
               </w:p>
             </w:tc>
@@ -6636,7 +6636,7 @@
             </w:rPr>
             <w:id w:val="1814985223"/>
             <w14:checkbox>
-              <w14:checked w14:val="0"/>
+              <w14:checked w14:val="1"/>
               <w14:checkedState w14:val="2612" w14:font="MS Gothic"/>
               <w14:uncheckedState w14:val="2610" w14:font="MS Gothic"/>
             </w14:checkbox>
@@ -6658,7 +6658,7 @@
                   <w:rPr>
                     <w:rFonts w:ascii="MS Gothic" w:eastAsia="MS Gothic" w:hAnsi="MS Gothic" w:cs="Arial" w:hint="eastAsia"/>
                   </w:rPr>
-                  <w:t>☐</w:t>
+                  <w:t>☒</w:t>
                 </w:r>
               </w:p>
             </w:tc>
@@ -6702,7 +6702,7 @@
             </w:rPr>
             <w:id w:val="882370340"/>
             <w14:checkbox>
-              <w14:checked w14:val="0"/>
+              <w14:checked w14:val="1"/>
               <w14:checkedState w14:val="2612" w14:font="MS Gothic"/>
               <w14:uncheckedState w14:val="2610" w14:font="MS Gothic"/>
             </w14:checkbox>
@@ -6724,7 +6724,7 @@
                   <w:rPr>
                     <w:rFonts w:ascii="MS Gothic" w:eastAsia="MS Gothic" w:hAnsi="MS Gothic" w:cs="Arial" w:hint="eastAsia"/>
                   </w:rPr>
-                  <w:t>☐</w:t>
+                  <w:t>☒</w:t>
                 </w:r>
               </w:p>
             </w:tc>
@@ -6780,7 +6780,7 @@
             </w:rPr>
             <w:id w:val="1956435620"/>
             <w14:checkbox>
-              <w14:checked w14:val="0"/>
+              <w14:checked w14:val="1"/>
               <w14:checkedState w14:val="2612" w14:font="MS Gothic"/>
               <w14:uncheckedState w14:val="2610" w14:font="MS Gothic"/>
             </w14:checkbox>
@@ -6802,7 +6802,7 @@
                   <w:rPr>
                     <w:rFonts w:ascii="MS Gothic" w:eastAsia="MS Gothic" w:hAnsi="MS Gothic" w:cs="Arial" w:hint="eastAsia"/>
                   </w:rPr>
-                  <w:t>☐</w:t>
+                  <w:t>☒</w:t>
                 </w:r>
               </w:p>
             </w:tc>
@@ -6841,7 +6841,7 @@
             </w:rPr>
             <w:id w:val="1774122858"/>
             <w14:checkbox>
-              <w14:checked w14:val="0"/>
+              <w14:checked w14:val="1"/>
               <w14:checkedState w14:val="2612" w14:font="MS Gothic"/>
               <w14:uncheckedState w14:val="2610" w14:font="MS Gothic"/>
             </w14:checkbox>
@@ -6863,7 +6863,7 @@
                   <w:rPr>
                     <w:rFonts w:ascii="MS Gothic" w:eastAsia="MS Gothic" w:hAnsi="MS Gothic" w:cs="Arial" w:hint="eastAsia"/>
                   </w:rPr>
-                  <w:t>☐</w:t>
+                  <w:t>☒</w:t>
                 </w:r>
               </w:p>
             </w:tc>
@@ -6901,7 +6901,7 @@
             </w:rPr>
             <w:id w:val="-867984556"/>
             <w14:checkbox>
-              <w14:checked w14:val="0"/>
+              <w14:checked w14:val="1"/>
               <w14:checkedState w14:val="2612" w14:font="MS Gothic"/>
               <w14:uncheckedState w14:val="2610" w14:font="MS Gothic"/>
             </w14:checkbox>
@@ -6923,7 +6923,7 @@
                   <w:rPr>
                     <w:rFonts w:ascii="MS Gothic" w:eastAsia="MS Gothic" w:hAnsi="MS Gothic" w:cs="Arial" w:hint="eastAsia"/>
                   </w:rPr>
-                  <w:t>☐</w:t>
+                  <w:t>☒</w:t>
                 </w:r>
               </w:p>
             </w:tc>
@@ -6961,7 +6961,7 @@
             </w:rPr>
             <w:id w:val="1169446134"/>
             <w14:checkbox>
-              <w14:checked w14:val="0"/>
+              <w14:checked w14:val="1"/>
               <w14:checkedState w14:val="2612" w14:font="MS Gothic"/>
               <w14:uncheckedState w14:val="2610" w14:font="MS Gothic"/>
             </w14:checkbox>
@@ -6983,7 +6983,7 @@
                   <w:rPr>
                     <w:rFonts w:ascii="MS Gothic" w:eastAsia="MS Gothic" w:hAnsi="MS Gothic" w:cs="Arial" w:hint="eastAsia"/>
                   </w:rPr>
-                  <w:t>☐</w:t>
+                  <w:t>☒</w:t>
                 </w:r>
               </w:p>
             </w:tc>
@@ -8371,9 +8371,9 @@
   </w:compat>
   <w:rsids>
     <w:rsidRoot w:val="00DB3E7B"/>
+    <w:rsid w:val="000A6514"/>
     <w:rsid w:val="00737D22"/>
     <w:rsid w:val="0084192D"/>
-    <w:rsid w:val="00A87B14"/>
     <w:rsid w:val="00DB3E7B"/>
   </w:rsids>
   <m:mathPr>
@@ -9130,7 +9130,7 @@
 </file>
 
 <file path=customXml/itemProps1.xml><?xml version="1.0" encoding="utf-8"?>
-<ds:datastoreItem xmlns:ds="http://schemas.openxmlformats.org/officeDocument/2006/customXml" ds:itemID="{4302FD72-21A8-43CF-8B59-715DC4930D91}">
+<ds:datastoreItem xmlns:ds="http://schemas.openxmlformats.org/officeDocument/2006/customXml" ds:itemID="{B2D0A042-801D-4CD9-AB0F-034D21DC0189}">
   <ds:schemaRefs>
     <ds:schemaRef ds:uri="http://schemas.openxmlformats.org/officeDocument/2006/bibliography"/>
   </ds:schemaRefs>
